--- a/chs-v2/public/documents/CHS_USERS_GUIDE.docx
+++ b/chs-v2/public/documents/CHS_USERS_GUIDE.docx
@@ -290,7 +290,15 @@
         <w:spacing w:after="120"/>
       </w:pPr>
       <w:r>
-        <w:t xml:space="preserve">Valid ID Verification — uploading a real, valid means of ID (National ID, driver's licence, international passport, or voter's card). This is what's checked before certain high-trust actions are allowed — for example, listing a property under Urgent &amp; Emergency Sale (see section 6) requires this.</w:t>
+        <w:t xml:space="preserve">Identity Verification — a real, full form, required once before you can make an offer, apply to rent, book a shortlet or hire, request an inspection, or engage CHS for a professional service. It collects your name exactly as printed on a real ID (National ID, driver's licence, international passport, or voter's card), your gender, age bracket, state and residential address, occupation, phone number, and email, alongside the ID itself. CHS staff compare the name you typed against your registered name before approving it. Once approved, this one verification covers everything you do on the platform afterward — you are never asked again unless you change your registered name.</w:t>
+      </w:r>
+    </w:p>
+    <w:p>
+      <w:pPr>
+        <w:spacing w:after="120"/>
+      </w:pPr>
+      <w:r>
+        <w:t xml:space="preserve">A National Identification Number (NIN), once verified on your account, is permanently linked to it — one real person may hold only one CHS account under one NIN. If you are already verified but registered before this fuller form existed, you may be asked to complete the missing details (gender, age bracket, address, occupation, email) without re-uploading your ID.</w:t>
       </w:r>
     </w:p>
     <w:p>
@@ -533,6 +541,14 @@
     </w:p>
     <w:p>
       <w:pPr>
+        <w:spacing w:after="120"/>
+      </w:pPr>
+      <w:r>
+        <w:t xml:space="preserve">A rental application also asks for your guarantor's name and phone number — nothing more. CHS then sends your guarantor their own private, one-time link, where they independently provide everything else about themselves directly: their relationship to you, address, occupation, their own real ID, a real proof of address no older than 90 days, and a typed-name signature confirming their consent. Your guarantor cannot share your surname. Your application only reaches the owner once your guarantor has completed this themselves — you cannot fill it in on their behalf.</w:t>
+      </w:r>
+    </w:p>
+    <w:p>
+      <w:pPr>
         <w:pStyle w:val="Heading2"/>
         <w:spacing w:after="100" w:before="200"/>
       </w:pPr>
@@ -664,6 +680,14 @@
       </w:pPr>
       <w:r>
         <w:t xml:space="preserve">Once you move into a real tenancy, your dashboard shows a real, live day-count to your next rent due date — updated daily, not just a plain date range. If you don't plan to renew, please give notice at least 90 real days before your lease ends; your dashboard highlights this window as it approaches, with a real button to notify your landlord. Notice given later than 90 days is still recorded and sent, honestly noted as later than requested rather than refused.</w:t>
+      </w:r>
+    </w:p>
+    <w:p>
+      <w:pPr>
+        <w:spacing w:after="120"/>
+      </w:pPr>
+      <w:r>
+        <w:t xml:space="preserve">When you pay rent, it is not handed to your landlord immediately. CHS holds it — the same real protection a buyer's money gets — and releases it to your landlord only once you file a genuinely clean move-in condition report (every item confirmed in good condition), or after a real 14-day grace period passes with nothing unresolved raised, whichever happens first. If something is genuinely wrong with the property, raise it — through your condition report or a fault report — before that window closes; CHS reviews the tenancy directly rather than releasing the funds automatically.</w:t>
       </w:r>
     </w:p>
     <w:p>

--- a/chs-v2/public/documents/CHS_USERS_GUIDE.docx
+++ b/chs-v2/public/documents/CHS_USERS_GUIDE.docx
@@ -362,6 +362,14 @@
     </w:p>
     <w:p>
       <w:pPr>
+        <w:spacing w:after="120"/>
+      </w:pPr>
+      <w:r>
+        <w:t xml:space="preserve">The Terms carry a version number. When they change, everyone is asked to read and accept the new version once, on their next visit — you are shown what is new so you are not re-reading blind. Every acceptance is recorded permanently with the version number and the exact time, so there is always a clear record of what you agreed to. Version 2 added term 36 on refunds (see 4.11).</w:t>
+      </w:r>
+    </w:p>
+    <w:p>
+      <w:pPr>
         <w:pStyle w:val="Heading1"/>
         <w:spacing w:after="150" w:before="300"/>
       </w:pPr>
@@ -582,6 +590,14 @@
     </w:p>
     <w:p>
       <w:pPr>
+        <w:spacing w:after="120"/>
+      </w:pPr>
+      <w:r>
+        <w:t xml:space="preserve">If the documents have not been delivered by the deadline shown on your payment, you can request a refund from the same property page — see 4.11 for exactly what you get back.</w:t>
+      </w:r>
+    </w:p>
+    <w:p>
+      <w:pPr>
         <w:pStyle w:val="Heading2"/>
         <w:spacing w:after="100" w:before="200"/>
       </w:pPr>
@@ -688,6 +704,65 @@
       </w:pPr>
       <w:r>
         <w:t xml:space="preserve">When you pay rent, it is not handed to your landlord immediately. CHS holds it — the same real protection a buyer's money gets — and releases it to your landlord only once you file a genuinely clean move-in condition report (every item confirmed in good condition), or after a real 14-day grace period passes with nothing unresolved raised, whichever happens first. If something is genuinely wrong with the property, raise it — through your condition report or a fault report — before that window closes; CHS reviews the tenancy directly rather than releasing the funds automatically.</w:t>
+      </w:r>
+    </w:p>
+    <w:p>
+      <w:pPr>
+        <w:pStyle w:val="Heading2"/>
+        <w:spacing w:after="100" w:before="200"/>
+      </w:pPr>
+      <w:r>
+        <w:t xml:space="preserve">4.11 If the other side doesn't deliver — your refund</w:t>
+      </w:r>
+    </w:p>
+    <w:p>
+      <w:pPr>
+        <w:spacing w:after="120"/>
+      </w:pPr>
+      <w:r>
+        <w:t xml:space="preserve">Because your money is held in escrow, it has not reached the other side. If a seller, landlord, host or vendor fails to do what they agreed, you can get your money back. This applies to every tenant, buyer and guest and is written into term 36 of the Terms &amp; Conditions.</w:t>
+      </w:r>
+    </w:p>
+    <w:p>
+      <w:pPr>
+        <w:spacing w:after="120"/>
+      </w:pPr>
+      <w:r>
+        <w:rPr>
+          <w:b/>
+        </w:rPr>
+        <w:t xml:space="preserve">What you get back: </w:t>
+      </w:r>
+      <w:r>
+        <w:t xml:space="preserve">the full price you paid, plus CHS's own commission from you, less one deduction only — a real bank processing fee that CHS's payment provider already charged and cannot recover. The fee is 1.5% of CHS's commission from you plus ₦100, and never more than ₦2,000, however large the deal. Example: if CHS's commission from you was ₦100,000, the fee is ₦1,600, and you receive the full price plus ₦98,400. CHS also cancels the commission it would have charged the other side. The refund goes to your CHS Wallet and you are told the exact amount and fee.</w:t>
+      </w:r>
+    </w:p>
+    <w:p>
+      <w:pPr>
+        <w:spacing w:after="120"/>
+      </w:pPr>
+      <w:r>
+        <w:rPr>
+          <w:b/>
+        </w:rPr>
+        <w:t xml:space="preserve">When it opens: </w:t>
+      </w:r>
+      <w:r>
+        <w:t xml:space="preserve">for a sale, once the document-delivery window has passed with the legal transfer unconfirmed; for rent, once the grace period has passed with no clean move-in report; for marketplace goods and for shortlet or hire bookings, once CHS has reviewed what went wrong. A host who declines your request at the start refunds you in full with nothing deducted.</w:t>
+      </w:r>
+    </w:p>
+    <w:p>
+      <w:pPr>
+        <w:spacing w:after="120"/>
+      </w:pPr>
+      <w:r>
+        <w:rPr>
+          <w:b/>
+        </w:rPr>
+        <w:t xml:space="preserve">How to ask: </w:t>
+      </w:r>
+      <w:r>
+        <w:t xml:space="preserve">for a sale, use the "Request refund &amp; cancel this deal" button on the property page once the deadline has passed. For a shortlet or hire booking, cancel from My Bookings under the stated cancellation policy, or contact CHS if a host fails to honour a confirmed booking. For rent and marketplace purchases, contact CHS support with the property or order reference and the team will review and process it. A real reason is always recorded.</w:t>
       </w:r>
     </w:p>
     <w:p>
@@ -765,6 +840,14 @@
       </w:pPr>
       <w:r>
         <w:t xml:space="preserve">Tap "Offer Accepted — Proceed to Payment" to accept a real offer — this is the actual next step for the buyer, not just a status change. You can also decline with an optional message, which the buyer receives directly. Once the buyer pays, your real proceeds appear in your wallet, held until CHS confirms the physical legal documents have genuinely been transferred to the buyer — see "Your CHS Wallet" above for how this hold works.</w:t>
+      </w:r>
+    </w:p>
+    <w:p>
+      <w:pPr>
+        <w:spacing w:after="120"/>
+      </w:pPr>
+      <w:r>
+        <w:t xml:space="preserve">If the documents are not delivered by the deadline, the buyer can request a refund and the deal is reversed: only that deal's share is removed from your held balance (your other held amounts are untouched), CHS's commission from you on it is cancelled, and your property is listed as available again. The same applies to a landlord whose tenant's grace period passes with no clean move-in report, a host who fails to honour a confirmed booking, and a vendor who does not deliver — see term 36. Delivering on time protects your payout.</w:t>
       </w:r>
     </w:p>
     <w:p>

--- a/chs-v2/public/documents/CHS_USERS_GUIDE.docx
+++ b/chs-v2/public/documents/CHS_USERS_GUIDE.docx
@@ -610,7 +610,7 @@
         <w:spacing w:after="120"/>
       </w:pPr>
       <w:r>
-        <w:t xml:space="preserve">A shortlet is paid instantly through your CHS Wallet at time of booking, and held in escrow — not released to the host until your check-in is genuinely confirmed. You'll be asked for real guest details (name, phone, valid ID) before a booking is confirmed. Once booked, use the real in-app messaging on your booking to reach your host directly — hosts may keep their identity private from guests, but CHS always knows who they are, and can step in directly if a host doesn't respond.</w:t>
+        <w:t xml:space="preserve">Hotels, lodges, shortlets and event centres are booked in four steps. (1) Choose your dates on the calendar and send a request — nothing is charged. (2) CHS passes your request to the host, who confirms the dates are free. (3) You are notified and have a short window to pay from your CHS Wallet — 6 hours for a stay more than 3 days away, 2 hours for a stay in 1 to 3 days, 20 minutes for a stay today. Your payment is held in escrow. (4) Once your stay begins and you confirm check-in, the payment is released to the host. For a stay starting within 3 days, your wallet must already hold the full amount when you send the request; for a stay today you also tell the host roughly when you will arrive. If the host can't take you or doesn't reply, or you don't pay in time, the request lapses and you pay nothing. You can follow every step, and pay, from My Bookings. You'll be asked for real guest details (name, phone, valid ID) before you can send a request. Once booked, use the real in-app messaging on your booking to reach your host directly — hosts may keep their identity private from guests, but CHS always knows who they are, and can step in directly if a host doesn't respond. </w:t>
       </w:r>
     </w:p>
     <w:p>
@@ -1798,7 +1798,7 @@
         <w:spacing w:after="120"/>
       </w:pPr>
       <w:r>
-        <w:t xml:space="preserve">Choose your dates on a Shortlet or Hire listing and you'll see the real, full price before committing — the nightly rate plus CHS's commission, and a refundable security deposit if the host requires one for first-time guests. If the property has real house rules on file, you'll need to read and check a box agreeing to them before you can request to book. Requesting a booking places the full amount on hold — it is not an instant confirmation. The host must genuinely accept before your stay is confirmed; if they decline, you are automatically and fully refunded.</w:t>
+        <w:t xml:space="preserve">Choose your dates on the availability calendar and you'll see the real, full price before committing — the nightly rate plus CHS's commission, and a refundable security deposit if the host requires one for first-time guests. If the property has real house rules on file, you'll need to read and check a box agreeing to them before you can send a request. Sending a request does not charge you and is not a confirmation: CHS passes it to the host, who confirms the dates are free, and only then do you pay — within 6 hours (stay more than 3 days away), 2 hours (1 to 3 days) or 20 minutes (stay today). If the host declines or doesn't reply in time, or you don't pay in time, the request lapses and you pay nothing. </w:t>
       </w:r>
     </w:p>
     <w:p>
@@ -1815,7 +1815,7 @@
         <w:spacing w:after="120"/>
       </w:pPr>
       <w:r>
-        <w:t xml:space="preserve">From your Host dashboard, review each real booking request — including the guest's uploaded ID — and accept or decline with an optional note. Accepting confirms the stay; declining triggers an automatic, full refund to the guest.</w:t>
+        <w:t xml:space="preserve">Booking requests waiting for your answer appear in a red panel at the very top of your Owner or Host dashboard (and the notification you receive takes you there). For each one you'll see the guest's name and phone with a mark that CHS has verified their identity (their ID document itself is never shown to hosts), the dates, what you would receive, and a countdown. Confirm that the dates are free, or decline with a note. Confirming starts the guest's payment window; declining, or letting the time run out, releases the dates and charges the guest nothing. A guest who has paid under the earlier order is refunded in full automatically if you decline or don't answer in time. </w:t>
       </w:r>
     </w:p>
     <w:p>

--- a/chs-v2/public/documents/CHS_USERS_GUIDE.docx
+++ b/chs-v2/public/documents/CHS_USERS_GUIDE.docx
@@ -365,7 +365,7 @@
         <w:spacing w:after="120"/>
       </w:pPr>
       <w:r>
-        <w:t xml:space="preserve">The Terms carry a version number. When they change, everyone is asked to read and accept the new version once, on their next visit — you are shown what is new so you are not re-reading blind. Every acceptance is recorded permanently with the version number and the exact time, so there is always a clear record of what you agreed to. Version 2 added term 36 on refunds (see 4.11).</w:t>
+        <w:t>The Terms carry a version number. When they change, everyone is asked to read and accept the new version once, on their next visit — you are shown what is new so you are not re-reading blind. Every acceptance is recorded permanently with the version number and the exact time, so there is always a clear record of what you agreed to. Version 2 added term 36 on refunds (see 4.11). Version 3 rewrote term 11 so hotels, lodges, shortlets and event centres are booked request-first (see 4.5).</w:t>
       </w:r>
     </w:p>
     <w:p>
@@ -610,7 +610,7 @@
         <w:spacing w:after="120"/>
       </w:pPr>
       <w:r>
-        <w:t xml:space="preserve">Hotels, lodges, shortlets and event centres are booked in four steps. (1) Choose your dates on the calendar and send a request — nothing is charged. (2) CHS passes your request to the host, who confirms the dates are free. (3) You are notified and have a short window to pay from your CHS Wallet — 6 hours for a stay more than 3 days away, 2 hours for a stay in 1 to 3 days, 20 minutes for a stay today. Your payment is held in escrow. (4) Once your stay begins and you confirm check-in, the payment is released to the host. For a stay starting within 3 days, your wallet must already hold the full amount when you send the request; for a stay today you also tell the host roughly when you will arrive. If the host can't take you or doesn't reply, or you don't pay in time, the request lapses and you pay nothing. You can follow every step, and pay, from My Bookings. You'll be asked for real guest details (name, phone, valid ID) before you can send a request. Once booked, use the real in-app messaging on your booking to reach your host directly — hosts may keep their identity private from guests, but CHS always knows who they are, and can step in directly if a host doesn't respond. </w:t>
+        <w:t xml:space="preserve">Hotels, lodges, shortlets and event centres are booked in four steps. (1) Choose your dates on the calendar and send a request — nothing is charged. (2) CHS passes your request to the host, who confirms the dates are free. (3) You are notified and have a short window to pay from your CHS Wallet — 6 hours for a stay more than 3 days away, 2 hours for a stay in 1 to 3 days, 20 minutes for a stay today. Your payment is held in escrow. (4) Once your stay begins and you confirm check-in, the payment is released to the host. For a stay starting within 3 days, your wallet must already hold the full amount when you send the request; for a stay today you also tell the host roughly when you will arrive. If the host can't take you or doesn't reply, or you don't pay in time, the request lapses and you pay nothing. You can follow every step, and pay, from My Bookings. Everything goes through CHS: your request is passed to the host by CHS, and messages on a booking are reviewed by CHS before delivery until you have paid — phone numbers and emails are blocked, and the host never sees your phone number. You'll be asked for real guest details (name, phone, valid ID) before you can send a request. Once booked, use the real in-app messaging on your booking to reach your host directly — hosts may keep their identity private from guests, but CHS always knows who they are, and can step in directly if a host doesn't respond. </w:t>
       </w:r>
     </w:p>
     <w:p>
@@ -1815,7 +1815,7 @@
         <w:spacing w:after="120"/>
       </w:pPr>
       <w:r>
-        <w:t xml:space="preserve">Booking requests waiting for your answer appear in a red panel at the very top of your Owner or Host dashboard (and the notification you receive takes you there). For each one you'll see the guest's name and phone with a mark that CHS has verified their identity (their ID document itself is never shown to hosts), the dates, what you would receive, and a countdown. Confirm that the dates are free, or decline with a note. Confirming starts the guest's payment window; declining, or letting the time run out, releases the dates and charges the guest nothing. A guest who has paid under the earlier order is refunded in full automatically if you decline or don't answer in time. </w:t>
+        <w:t xml:space="preserve">Booking requests waiting for your answer appear in a red panel at the very top of your Owner or Host dashboard (and the notification you receive takes you there). For each one you'll see the guest's name and phone with a mark that CHS has verified their identity (neither their phone number nor their ID document is ever shown to hosts — you see a CHS reference instead), the dates, what you would receive, and a countdown. Confirm that the dates are free, or decline with a note. Confirming starts the guest's payment window; declining, or letting the time run out, releases the dates and charges the guest nothing. A guest who has paid under the earlier order is refunded in full automatically if you decline or don't answer in time. </w:t>
       </w:r>
     </w:p>
     <w:p>

--- a/chs-v2/public/documents/CHS_USERS_GUIDE.docx
+++ b/chs-v2/public/documents/CHS_USERS_GUIDE.docx
@@ -610,7 +610,7 @@
         <w:spacing w:after="120"/>
       </w:pPr>
       <w:r>
-        <w:t xml:space="preserve">Hotels, lodges, shortlets and event centres are booked in four steps. (1) Choose your dates on the calendar and send a request — nothing is charged. (2) CHS passes your request to the host, who confirms the dates are free. (3) You are notified and have a short window to pay from your CHS Wallet — 6 hours for a stay more than 3 days away, 2 hours for a stay in 1 to 3 days, 20 minutes for a stay today. Your payment is held in escrow. (4) Once your stay begins and you confirm check-in, the payment is released to the host. For a stay starting within 3 days, your wallet must already hold the full amount when you send the request; for a stay today you also tell the host roughly when you will arrive. If the host can't take you or doesn't reply, or you don't pay in time, the request lapses and you pay nothing. You can follow every step, and pay, from My Bookings. Everything goes through CHS: your request is passed to the host by CHS, and messages on a booking are reviewed by CHS before delivery until you have paid — phone numbers and emails are blocked, and the host never sees your phone number. You'll be asked for real guest details (name, phone, valid ID) before you can send a request. Once booked, use the real in-app messaging on your booking to reach your host directly — hosts may keep their identity private from guests, but CHS always knows who they are, and can step in directly if a host doesn't respond. </w:t>
+        <w:t xml:space="preserve">Hotels, lodges, shortlets and event centres are booked in four steps. (1) Choose your dates on the calendar and send a request — nothing is charged. (2) CHS passes your request to the host, who confirms the dates are free. (3) You are notified and have a short window to pay from your CHS Wallet — 6 hours for a stay more than 3 days away, 2 hours for a stay in 1 to 3 days, 20 minutes for a stay today. Your payment is held in escrow. (4) When you arrive, tick the short arrival checklist on your booking — that you are in, the property is as described and each listed facility is present and working. That releases the payment to the host at once, and sends your message to the host and to CHS. If you do not respond it is released automatically 24 hours after check-in; if something is wrong, report a problem and the payment stays held. For a stay starting within 3 days, your wallet must already hold the full amount when you send the request; for a stay today you also tell the host roughly when you will arrive. If the host can't take you or doesn't reply, or you don't pay in time, the request lapses and you pay nothing. You can follow every step, and pay, from My Bookings. Everything goes through CHS: your request is passed to the host by CHS, and messages on a booking are reviewed by CHS before delivery until you have paid — phone numbers and emails are blocked, and the host never sees your phone number. You'll be asked for real guest details (name, phone, valid ID) before you can send a request. Once booked, use the real in-app messaging on your booking to reach your host directly — hosts may keep their identity private from guests, but CHS always knows who they are, and can step in directly if a host doesn't respond. </w:t>
       </w:r>
     </w:p>
     <w:p>
@@ -987,7 +987,7 @@
         <w:spacing w:after="120"/>
       </w:pPr>
       <w:r>
-        <w:t xml:space="preserve">For a rental property, you can upload a House Rules document that a tenant must acknowledge as part of their tenancy — a real, documented agreement both sides can refer back to.</w:t>
+        <w:t>For a rental property, you can upload a House Rules document that a tenant must acknowledge as part of their tenancy — a real, documented agreement both sides can refer back to. Hotels, lodges, venues and hosts can upload house rules too, from the Owner or Host dashboard, and guests must acknowledge them before requesting a booking.</w:t>
       </w:r>
     </w:p>
     <w:p>
@@ -1832,7 +1832,7 @@
         <w:spacing w:after="120"/>
       </w:pPr>
       <w:r>
-        <w:t xml:space="preserve">Once a stay is complete, CHS releases your real net payout (the rent, minus your own commission) to your wallet. If you require a security deposit and it's genuinely needed, CHS resolves it directly with you after the stay — releasing it back to the guest, or paying it to you if real damage is confirmed.</w:t>
+        <w:t>As soon as your guest arrives and confirms everything is as described (or automatically 24 hours after check-in if they do not respond), CHS releases your real net payout (the rent, minus your own commission) to your wallet. If you require a security deposit and it's genuinely needed, CHS resolves it directly with you after the stay — releasing it back to the guest, or paying it to you if real damage is confirmed.</w:t>
       </w:r>
     </w:p>
     <w:p>

--- a/chs-v2/public/documents/CHS_USERS_GUIDE.docx
+++ b/chs-v2/public/documents/CHS_USERS_GUIDE.docx
@@ -375,6 +375,11 @@
       </w:pPr>
       <w:r>
         <w:t xml:space="preserve">3. Your CHS Wallet</w:t>
+      </w:r>
+    </w:p>
+    <w:p>
+      <w:r>
+        <w:t>IMPORTANT — PAY ONLY THROUGH YOUR WALLET. Every payment on CHS is made through your CHS Wallet — and only there. Never transfer money to any person or bank account, even if they say they are from CHS, an agent, an owner, a host or a vendor. CHS staff and agents will never ask you to pay into a personal account, to “send it first”, or to share your PIN or wallet code. If anyone asks you to pay any other way, stop and report it to CHS.</w:t>
       </w:r>
     </w:p>
     <w:p>

--- a/chs-v2/public/documents/CHS_USERS_GUIDE.docx
+++ b/chs-v2/public/documents/CHS_USERS_GUIDE.docx
@@ -2,7 +2,7 @@
 <file path=word/document.xml><?xml version="1.0" encoding="utf-8"?>
 <w:document xmlns:w="http://schemas.openxmlformats.org/wordprocessingml/2006/main" xmlns:m="http://schemas.openxmlformats.org/officeDocument/2006/math" xmlns:r="http://schemas.openxmlformats.org/officeDocument/2006/relationships" xmlns:o="urn:schemas-microsoft-com:office:office" xmlns:v="urn:schemas-microsoft-com:vml" xmlns:w10="urn:schemas-microsoft-com:office:word" xmlns:a="http://schemas.openxmlformats.org/drawingml/2006/main" xmlns:pic="http://schemas.openxmlformats.org/drawingml/2006/picture" xmlns:wp="http://schemas.openxmlformats.org/drawingml/2006/wordprocessingDrawing">
   <w:body>
-    <w:bookmarkStart w:id="112" w:name="chs-users-guide"/>
+    <w:bookmarkStart w:id="116" w:name="chs-users-guide"/>
     <w:p>
       <w:pPr>
         <w:pStyle w:val="Heading1"/>
@@ -1098,12 +1098,48 @@
     </w:p>
     <w:bookmarkEnd w:id="56"/>
     <w:bookmarkEnd w:id="57"/>
-    <w:bookmarkStart w:id="61" w:name="agents"/>
+    <w:bookmarkStart w:id="58" w:name="Xc2b838a18b444309c4a8c53f5421a1e4c981e93"/>
     <w:p>
       <w:pPr>
         <w:pStyle w:val="Heading2"/>
       </w:pPr>
       <w:r>
+        <w:t xml:space="preserve">5A. No hidden prices: what every listing must show</w:t>
+      </w:r>
+    </w:p>
+    <w:p>
+      <w:pPr>
+        <w:pStyle w:val="FirstParagraph"/>
+      </w:pPr>
+      <w:r>
+        <w:t xml:space="preserve">Every listing on CHS, whether for sale, rent, lease, hire or a marketplace product or service, must show its real price, its location, a street address, at least five photos, at least one video, a short description and a contact phone number before it can go live. The contact number is kept private for CHS and the owner or agent; it is not shown publicly, so that every conversation stays on CHS where it is protected. The form will not submit until each item is filled in, and the database refuses to approve a listing that is missing any of them, so there is no way around it. Listings that tell people to "DM", inbox, call or message for the price are refused with a message asking for the real price. A service must show a starting price. When a live listing's price changes, the earlier price and the date appear on the listing, so a price cannot quietly change. Owners see exactly what is missing on any listing that is not live yet, with a link to add it. Reviewers see the same list plus warning signs: a new or unverified owner, a possible duplicate listing, copied photos (a photo that closely matches one in another owner's listing, even if resized), and a price far from similar listings.</w:t>
+      </w:r>
+    </w:p>
+    <w:p>
+      <w:pPr>
+        <w:pStyle w:val="BodyText"/>
+      </w:pPr>
+      <w:r>
+        <w:rPr>
+          <w:bCs/>
+          <w:b/>
+        </w:rPr>
+        <w:t xml:space="preserve">Staying current, reports and trust signals.</w:t>
+      </w:r>
+      <w:r>
+        <w:t xml:space="preserve"> </w:t>
+      </w:r>
+      <w:r>
+        <w:t xml:space="preserve">For a property for sale, rent or lease, the owner confirms every 30 days that it is still available, with one tap on the dashboard. CHS reminds you at 25 days; a listing that is not confirmed is hidden from the public after 30 days and returns the moment you confirm. Anyone signed in can report a listing from its page (hidden or wrong price, fake or copied, already taken, scam behaviour); the owner is not told who reported. Reviewers can dismiss a report, tell the owner to fix it, or take the listing down, and the person who reported is told the outcome. Each live listing shows plain trust signals: price shown upfront, whether the owner's ID is verified, the year the owner joined, and how recently availability was confirmed. See Terms 39 and 40.</w:t>
+      </w:r>
+    </w:p>
+    <w:bookmarkEnd w:id="58"/>
+    <w:bookmarkStart w:id="62" w:name="agents"/>
+    <w:p>
+      <w:pPr>
+        <w:pStyle w:val="Heading2"/>
+      </w:pPr>
+      <w:r>
         <w:t xml:space="preserve">6. Agents</w:t>
       </w:r>
     </w:p>
@@ -1115,7 +1151,7 @@
         <w:t xml:space="preserve">Every registered agent gets a unique referral code (e.g. CHS-AG-0024), automatically attached to every property link generated from their dashboard.</w:t>
       </w:r>
     </w:p>
-    <w:bookmarkStart w:id="58" w:name="how-the-referral-link-works"/>
+    <w:bookmarkStart w:id="59" w:name="how-the-referral-link-works"/>
     <w:p>
       <w:pPr>
         <w:pStyle w:val="Heading3"/>
@@ -1132,8 +1168,8 @@
         <w:t xml:space="preserve">A referral link always opens the property directly on CHS — never on your personal page or any third-party site — so CHS can verify the transaction and calculate your commission accurately, and so the buyer or tenant always transacts through CHS's real protections regardless of where they first saw the link.</w:t>
       </w:r>
     </w:p>
-    <w:bookmarkEnd w:id="58"/>
-    <w:bookmarkStart w:id="59" w:name="where-you-can-share-it"/>
+    <w:bookmarkEnd w:id="59"/>
+    <w:bookmarkStart w:id="60" w:name="where-you-can-share-it"/>
     <w:p>
       <w:pPr>
         <w:pStyle w:val="Heading3"/>
@@ -1150,8 +1186,8 @@
         <w:t xml:space="preserve">Anywhere you already have an audience — your Facebook page, WhatsApp status, Instagram bio, a physical flyer with a short link, and so on. Sharing the link doesn't move any part of the transaction off CHS; it only brings the visitor to CHS.</w:t>
       </w:r>
     </w:p>
-    <w:bookmarkEnd w:id="59"/>
-    <w:bookmarkStart w:id="60" w:name="how-commission-is-credited"/>
+    <w:bookmarkEnd w:id="60"/>
+    <w:bookmarkStart w:id="61" w:name="how-commission-is-credited"/>
     <w:p>
       <w:pPr>
         <w:pStyle w:val="Heading3"/>
@@ -1168,9 +1204,9 @@
         <w:t xml:space="preserve">If someone clicks your link, browses, and eventually completes a transaction on that property, CHS automatically attributes the deal to your code and credits your commission — no manual claim or extra step required from you.</w:t>
       </w:r>
     </w:p>
-    <w:bookmarkEnd w:id="60"/>
     <w:bookmarkEnd w:id="61"/>
-    <w:bookmarkStart w:id="62" w:name="property-managers"/>
+    <w:bookmarkEnd w:id="62"/>
+    <w:bookmarkStart w:id="63" w:name="property-managers"/>
     <w:p>
       <w:pPr>
         <w:pStyle w:val="Heading2"/>
@@ -1187,8 +1223,8 @@
         <w:t xml:space="preserve">As a registered Property Manager, owners can delegate specific properties to you for day-to-day handling. Delegated properties route their maintenance and certain approval flows to you directly. Delegation can be reversed by the owner at any time (management termination), which hands the relevant responsibilities back to the owner.</w:t>
       </w:r>
     </w:p>
-    <w:bookmarkEnd w:id="62"/>
-    <w:bookmarkStart w:id="63" w:name="commercial-developers"/>
+    <w:bookmarkEnd w:id="63"/>
+    <w:bookmarkStart w:id="64" w:name="commercial-developers"/>
     <w:p>
       <w:pPr>
         <w:pStyle w:val="Heading2"/>
@@ -1205,8 +1241,8 @@
         <w:t xml:space="preserve">As a registered Developer, your application is reviewed by CHS before your projects (estates, instalment or investment plans) go live on the platform. Once approved, you can list and manage development projects through your Developer dashboard.</w:t>
       </w:r>
     </w:p>
-    <w:bookmarkEnd w:id="63"/>
-    <w:bookmarkStart w:id="64" w:name="vendors-the-chs-marketplace"/>
+    <w:bookmarkEnd w:id="64"/>
+    <w:bookmarkStart w:id="65" w:name="vendors-the-chs-marketplace"/>
     <w:p>
       <w:pPr>
         <w:pStyle w:val="Heading2"/>
@@ -1231,8 +1267,8 @@
         <w:t xml:space="preserve">As a vendor, real referral fees may apply on deals connected through the Marketplace, tracked automatically and visible from your vendor dashboard.</w:t>
       </w:r>
     </w:p>
-    <w:bookmarkEnd w:id="64"/>
-    <w:bookmarkStart w:id="69" w:name="artisans"/>
+    <w:bookmarkEnd w:id="65"/>
+    <w:bookmarkStart w:id="70" w:name="artisans"/>
     <w:p>
       <w:pPr>
         <w:pStyle w:val="Heading2"/>
@@ -1241,7 +1277,7 @@
         <w:t xml:space="preserve">10. Artisans</w:t>
       </w:r>
     </w:p>
-    <w:bookmarkStart w:id="65" w:name="becoming-an-artisan"/>
+    <w:bookmarkStart w:id="66" w:name="becoming-an-artisan"/>
     <w:p>
       <w:pPr>
         <w:pStyle w:val="Heading3"/>
@@ -1326,8 +1362,8 @@
         <w:t xml:space="preserve">You'll also declare your real years of experience, any certification body, and your equipment level (basic hand tools, power tools, or professional-grade) — claims about equipment can be backed with a real photo and receipt, since CHS verifies what's claimed rather than taking it on trust alone.</w:t>
       </w:r>
     </w:p>
-    <w:bookmarkEnd w:id="65"/>
-    <w:bookmarkStart w:id="66" w:name="getting-verified-1"/>
+    <w:bookmarkEnd w:id="66"/>
+    <w:bookmarkStart w:id="67" w:name="getting-verified-1"/>
     <w:p>
       <w:pPr>
         <w:pStyle w:val="Heading3"/>
@@ -1344,8 +1380,8 @@
         <w:t xml:space="preserve">Your registration is reviewed by CHS before you can quote on real jobs. Once verified, you're notified and can start quoting on maintenance jobs matching your trade and location.</w:t>
       </w:r>
     </w:p>
-    <w:bookmarkEnd w:id="66"/>
-    <w:bookmarkStart w:id="67" w:name="fault-reports-and-quotes"/>
+    <w:bookmarkEnd w:id="67"/>
+    <w:bookmarkStart w:id="68" w:name="fault-reports-and-quotes"/>
     <w:p>
       <w:pPr>
         <w:pStyle w:val="Heading3"/>
@@ -1362,8 +1398,8 @@
         <w:t xml:space="preserve">When a tenant or owner reports a maintenance fault, it's routed to the right decision-maker first — the property manager if that property's management is genuinely delegated, the owner otherwise. Real quotations from artisans are ranked by a transparent formula weighted toward rating and reliability first, experience second, and equipment third. For any property under full CHS management, maintenance work is offered first and exclusively to verified CHS Maintenance Agents.</w:t>
       </w:r>
     </w:p>
-    <w:bookmarkEnd w:id="67"/>
-    <w:bookmarkStart w:id="68" w:name="disputes-on-a-completed-job"/>
+    <w:bookmarkEnd w:id="68"/>
+    <w:bookmarkStart w:id="69" w:name="disputes-on-a-completed-job"/>
     <w:p>
       <w:pPr>
         <w:pStyle w:val="Heading3"/>
@@ -1380,9 +1416,9 @@
         <w:t xml:space="preserve">Either you or the client can raise a genuine, two-sided dispute about a completed job if something went wrong — CHS reviews these directly rather than automatically siding with either party.</w:t>
       </w:r>
     </w:p>
-    <w:bookmarkEnd w:id="68"/>
     <w:bookmarkEnd w:id="69"/>
-    <w:bookmarkStart w:id="71" w:name="engaging-chs-for-a-professional-service"/>
+    <w:bookmarkEnd w:id="70"/>
+    <w:bookmarkStart w:id="72" w:name="engaging-chs-for-a-professional-service"/>
     <w:p>
       <w:pPr>
         <w:pStyle w:val="Heading2"/>
@@ -1399,7 +1435,7 @@
         <w:t xml:space="preserve">Beyond listings, CHS itself offers direct professional services — Full Property Management, Sale Negotiation, Construction Monitoring, Project Management, and Renovation. Use "Engage CHS" to submit a real request describing what you need; the CHS team will respond directly, and each service carries its own specific terms and fee schedule reviewed with you before work begins.</w:t>
       </w:r>
     </w:p>
-    <w:bookmarkStart w:id="70" w:name="construction-roadmap"/>
+    <w:bookmarkStart w:id="71" w:name="construction-roadmap"/>
     <w:p>
       <w:pPr>
         <w:pStyle w:val="Heading3"/>
@@ -1416,9 +1452,9 @@
         <w:t xml:space="preserve">If you're considering Construction Monitoring or Full Construction/Project Management, you can unlock a real Construction Roadmap for your specific building type (1–4 bedroom bungalow, or 3–5 bedroom duplex) for a one-time fee — real room-by-room quantities, a real Kaduna permits checklist, a real milestone payment plan, and an estimated cost range. This fee is fully credited toward your real project cost if you proceed with CHS for construction — it's never money lost if you go ahead. The cost range shown is a general, sourced market indication, clearly labeled as such, until CHS's own verified rates are available for your specific configuration.</w:t>
       </w:r>
     </w:p>
-    <w:bookmarkEnd w:id="70"/>
     <w:bookmarkEnd w:id="71"/>
-    <w:bookmarkStart w:id="72" w:name="disputes-and-community-feedback"/>
+    <w:bookmarkEnd w:id="72"/>
+    <w:bookmarkStart w:id="73" w:name="disputes-and-community-feedback"/>
     <w:p>
       <w:pPr>
         <w:pStyle w:val="Heading2"/>
@@ -1435,8 +1471,8 @@
         <w:t xml:space="preserve">If a real disagreement arises between two parties on a transaction, either side can raise a dispute — CHS's internal resolution process is the first step, ahead of arbitration or the courts, per the platform's Terms &amp; Conditions. Separately, Community Feedback is the place for general suggestions, complaints, or praise about the platform itself, not tied to a specific transaction.</w:t>
       </w:r>
     </w:p>
-    <w:bookmarkEnd w:id="72"/>
-    <w:bookmarkStart w:id="73" w:name="notifications"/>
+    <w:bookmarkEnd w:id="73"/>
+    <w:bookmarkStart w:id="74" w:name="notifications"/>
     <w:p>
       <w:pPr>
         <w:pStyle w:val="Heading2"/>
@@ -1453,8 +1489,8 @@
         <w:t xml:space="preserve">The notification bell keeps you updated in real time — a new offer, an approval decision, a message, a wallet transfer received, and more. From your Profile page, you can control which categories you receive: offers, messages, and marketing/promotional notifications each have their own real on/off toggle.</w:t>
       </w:r>
     </w:p>
-    <w:bookmarkEnd w:id="73"/>
-    <w:bookmarkStart w:id="74" w:name="account-settings"/>
+    <w:bookmarkEnd w:id="74"/>
+    <w:bookmarkStart w:id="75" w:name="account-settings"/>
     <w:p>
       <w:pPr>
         <w:pStyle w:val="Heading2"/>
@@ -1511,8 +1547,8 @@
         <w:t xml:space="preserve">Linked bank account — view your one linked account; changing it goes through a real approval flow</w:t>
       </w:r>
     </w:p>
-    <w:bookmarkEnd w:id="74"/>
-    <w:bookmarkStart w:id="75" w:name="market-data"/>
+    <w:bookmarkEnd w:id="75"/>
+    <w:bookmarkStart w:id="76" w:name="market-data"/>
     <w:p>
       <w:pPr>
         <w:pStyle w:val="Heading2"/>
@@ -1529,8 +1565,8 @@
         <w:t xml:space="preserve">From the bottom navigation, "Average property prices" and "Property demand trend" show real, genuine market data — actual current listing prices and demand patterns, not estimated or placeholder figures.</w:t>
       </w:r>
     </w:p>
-    <w:bookmarkEnd w:id="75"/>
-    <w:bookmarkStart w:id="85" w:name="for-the-chs-admin-team"/>
+    <w:bookmarkEnd w:id="76"/>
+    <w:bookmarkStart w:id="86" w:name="for-the-chs-admin-team"/>
     <w:p>
       <w:pPr>
         <w:pStyle w:val="Heading2"/>
@@ -1547,7 +1583,7 @@
         <w:t xml:space="preserve">This section is written for CHS staff operating the platform, not for the general public.</w:t>
       </w:r>
     </w:p>
-    <w:bookmarkStart w:id="76" w:name="super-admin"/>
+    <w:bookmarkStart w:id="77" w:name="super-admin"/>
     <w:p>
       <w:pPr>
         <w:pStyle w:val="Heading3"/>
@@ -1564,8 +1600,8 @@
         <w:t xml:space="preserve">There is one real Super Admin account, practically involved in every part of the platform. The Super Admin handles Finance and Engagement (Engage CHS requests) directly, and is the one who reviews and ratifies every high-stakes decision made by a sub-admin before it actually takes effect.</w:t>
       </w:r>
     </w:p>
-    <w:bookmarkEnd w:id="76"/>
-    <w:bookmarkStart w:id="77" w:name="sub-admin-roles"/>
+    <w:bookmarkEnd w:id="77"/>
+    <w:bookmarkStart w:id="78" w:name="sub-admin-roles"/>
     <w:p>
       <w:pPr>
         <w:pStyle w:val="Heading3"/>
@@ -1642,8 +1678,8 @@
         <w:t xml:space="preserve">Artisan/Developer/PM/Vendor — artisan, vendor, and developer verification, maintenance routing</w:t>
       </w:r>
     </w:p>
-    <w:bookmarkEnd w:id="77"/>
-    <w:bookmarkStart w:id="78" w:name="the-approval-queue-how-sign-off-works"/>
+    <w:bookmarkEnd w:id="78"/>
+    <w:bookmarkStart w:id="79" w:name="the-approval-queue-how-sign-off-works"/>
     <w:p>
       <w:pPr>
         <w:pStyle w:val="Heading3"/>
@@ -1660,8 +1696,8 @@
         <w:t xml:space="preserve">Routine actions (like moving a fault report forward, or triaging feedback) happen immediately. High-stakes actions — anything financial, and every verification decision — do not take effect the moment a sub-admin submits them. They're held in a real pending queue until the Super Admin actually approves or rejects it; only then does the real change apply and the affected user get notified. A sub-admin can only ever submit a request within their own assigned domain — attempting anything outside it is blocked outright.</w:t>
       </w:r>
     </w:p>
-    <w:bookmarkEnd w:id="78"/>
-    <w:bookmarkStart w:id="79" w:name="logging-in-as-an-admin"/>
+    <w:bookmarkEnd w:id="79"/>
+    <w:bookmarkStart w:id="80" w:name="logging-in-as-an-admin"/>
     <w:p>
       <w:pPr>
         <w:pStyle w:val="Heading3"/>
@@ -1678,8 +1714,8 @@
         <w:t xml:space="preserve">A sub-admin's password alone isn't enough to reach the dashboard. After a correct password, a real approval code is generated and sent directly to the Super Admin, who must approve the specific login attempt before it goes through — closing the gap a simple accept/reject tap would leave open.</w:t>
       </w:r>
     </w:p>
-    <w:bookmarkEnd w:id="79"/>
-    <w:bookmarkStart w:id="80" w:name="assigning-a-sub-admin-role"/>
+    <w:bookmarkEnd w:id="80"/>
+    <w:bookmarkStart w:id="81" w:name="assigning-a-sub-admin-role"/>
     <w:p>
       <w:pPr>
         <w:pStyle w:val="Heading3"/>
@@ -1696,8 +1732,8 @@
         <w:t xml:space="preserve">From the Super Admin's Overview tab, use "Assign an admin role" — enter the person's existing phone number or email (they must already have a real CHS account) and select their domain. This promotes their existing account; it does not create a brand-new one.</w:t>
       </w:r>
     </w:p>
-    <w:bookmarkEnd w:id="80"/>
-    <w:bookmarkStart w:id="81" w:name="X67e42e2e39b05c56c0b4e23ff6d412c8dd593f9"/>
+    <w:bookmarkEnd w:id="81"/>
+    <w:bookmarkStart w:id="82" w:name="X67e42e2e39b05c56c0b4e23ff6d412c8dd593f9"/>
     <w:p>
       <w:pPr>
         <w:pStyle w:val="Heading3"/>
@@ -1714,8 +1750,8 @@
         <w:t xml:space="preserve">Search by phone, email, or name to find a real person, then see everything real about them in one place: wallet balance and full transaction history, promotion credit history and every active or past promotion, every construction roadmap unlock, their linked bank account, and every Engage CHS request. This is the real tool for resolving a complaint like "I paid but nothing happened" — the same way a phone network's support line traces an issue the moment you give them your number. Super Admin only, since it surfaces real financial data across every system.</w:t>
       </w:r>
     </w:p>
-    <w:bookmarkEnd w:id="81"/>
-    <w:bookmarkStart w:id="82" w:name="sub-admin-action-history"/>
+    <w:bookmarkEnd w:id="82"/>
+    <w:bookmarkStart w:id="83" w:name="sub-admin-action-history"/>
     <w:p>
       <w:pPr>
         <w:pStyle w:val="Heading3"/>
@@ -1732,8 +1768,8 @@
         <w:t xml:space="preserve">Once a sub-admin's request is approved or rejected, it doesn't just disappear — "View sub-admin action history" on the Overview tab shows a real, permanent record of every past decision, who made it, and any note attached.</w:t>
       </w:r>
     </w:p>
-    <w:bookmarkEnd w:id="82"/>
-    <w:bookmarkStart w:id="83" w:name="mortgage-rent-to-own-desk"/>
+    <w:bookmarkEnd w:id="83"/>
+    <w:bookmarkStart w:id="84" w:name="mortgage-rent-to-own-desk"/>
     <w:p>
       <w:pPr>
         <w:pStyle w:val="Heading3"/>
@@ -1750,8 +1786,8 @@
         <w:t xml:space="preserve">Under Rent-to-Own, admin sees every agreement, newest first, and nothing ever drops out of the list. Admin relays each new request to the owner, passes the owner's answer to the buyer, releases each installment held for the owner (one by one, or "Release all"), checks the owner's uploaded documents (approve, or ask for changes), and watches the hard copy handover. The FINAL release is always done by hand by a super admin: a sub-admin sees a notice instead of the button. If the owner has shown no proof and the buyer has not confirmed, a note of at least ten characters saying how you verified the handover is required.</w:t>
       </w:r>
     </w:p>
-    <w:bookmarkEnd w:id="83"/>
-    <w:bookmarkStart w:id="84" w:name="the-auto-release-tick-box"/>
+    <w:bookmarkEnd w:id="84"/>
+    <w:bookmarkStart w:id="85" w:name="the-auto-release-tick-box"/>
     <w:p>
       <w:pPr>
         <w:pStyle w:val="Heading3"/>
@@ -1768,9 +1804,9 @@
         <w:t xml:space="preserve">At the top of the Rent-to-Own desk there is a box, "Auto release of final mortgage payments." It is OFF unless a super admin ticks it, and every change is recorded in the audit log. When it is OFF, every final payment waits for a super admin. When it is ticked, the final payment is released the moment the buyer confirms receipt. It exists for busy periods, when many final payments are due at once; untick it afterwards. A super admin can also reverse a final release that should not have happened, which returns the money to CHS hold and records the reversal.</w:t>
       </w:r>
     </w:p>
-    <w:bookmarkEnd w:id="84"/>
     <w:bookmarkEnd w:id="85"/>
-    <w:bookmarkStart w:id="89" w:name="rent-to-own-mortgage"/>
+    <w:bookmarkEnd w:id="86"/>
+    <w:bookmarkStart w:id="90" w:name="rent-to-own-mortgage"/>
     <w:p>
       <w:pPr>
         <w:pStyle w:val="Heading2"/>
@@ -1787,7 +1823,7 @@
         <w:t xml:space="preserve">Some properties are listed under Rent to Own / Mortgage instead of a straight sale — a real way to progressively own a property through monthly installments rather than one lump-sum payment.</w:t>
       </w:r>
     </w:p>
-    <w:bookmarkStart w:id="86" w:name="as-a-buyer"/>
+    <w:bookmarkStart w:id="87" w:name="as-a-buyer"/>
     <w:p>
       <w:pPr>
         <w:pStyle w:val="Heading3"/>
@@ -1804,8 +1840,8 @@
         <w:t xml:space="preserve">On a Rent to Own listing, tap "Request Rent to Own / Mortgage." First give CHS your details (full name, phone, occupation, source of funds, address). The request goes to CHS, which passes it to the owner. When the owner answers, CHS tells you. Once your agreement starts, you can pay one instalment or any larger amount, up to the whole balance, from your Wallet. Every payment goes to CHS first and is released to the owner by CHS, and your ownership percentage grows with every payment. The owner never sees your phone number, and you never deal with the owner directly.</w:t>
       </w:r>
     </w:p>
-    <w:bookmarkEnd w:id="86"/>
-    <w:bookmarkStart w:id="87" w:name="getting-your-documents"/>
+    <w:bookmarkEnd w:id="87"/>
+    <w:bookmarkStart w:id="88" w:name="getting-your-documents"/>
     <w:p>
       <w:pPr>
         <w:pStyle w:val="Heading3"/>
@@ -1822,8 +1858,8 @@
         <w:t xml:space="preserve">When you have paid in full, the final payment stays with CHS until the property documents are in your hands. Tap "Request my documents," say who should receive them, where, your phone number and how you prefer them delivered. The owner uploads the documents for CHS to check, and once CHS approves them you can read the soft copy in the app. The owner then sends the hard copies. When they arrive, tap "I have received my documents." CHS then releases the final payment to the owner by hand. Only then is the agreement completed.</w:t>
       </w:r>
     </w:p>
-    <w:bookmarkEnd w:id="87"/>
-    <w:bookmarkStart w:id="88" w:name="as-a-seller"/>
+    <w:bookmarkEnd w:id="88"/>
+    <w:bookmarkStart w:id="89" w:name="as-a-seller"/>
     <w:p>
       <w:pPr>
         <w:pStyle w:val="Heading3"/>
@@ -1840,9 +1876,9 @@
         <w:t xml:space="preserve">When listing under this category, set your real total price, real monthly installment amount, and the real term in years. A buyer's request reaches CHS first, then your Owner dashboard, where you approve or decline it (a decline needs a short reason with no contact details). You see the buyer only as a first name and initial, for example "Alex P.", with a CHS reference. Each installment is held by CHS and released to your wallet by CHS. Your final payment is held until the documents are handed over: when the buyer asks for them, upload them for CHS to check, wait for CHS's approval, send the hard copies, and add a courier receipt or proof. After the buyer confirms receipt, CHS releases your final payment by hand. CHS never gives you the buyer's phone number.</w:t>
       </w:r>
     </w:p>
-    <w:bookmarkEnd w:id="88"/>
     <w:bookmarkEnd w:id="89"/>
-    <w:bookmarkStart w:id="94" w:name="estate-management-property-managers"/>
+    <w:bookmarkEnd w:id="90"/>
+    <w:bookmarkStart w:id="95" w:name="estate-management-property-managers"/>
     <w:p>
       <w:pPr>
         <w:pStyle w:val="Heading2"/>
@@ -1859,7 +1895,7 @@
         <w:t xml:space="preserve">If you manage a real, bounded estate of many housing units, CHS's Estate Management tools let you run the whole estate from one dashboard rather than juggling individual properties.</w:t>
       </w:r>
     </w:p>
-    <w:bookmarkStart w:id="90" w:name="setting-up-your-estate"/>
+    <w:bookmarkStart w:id="91" w:name="setting-up-your-estate"/>
     <w:p>
       <w:pPr>
         <w:pStyle w:val="Heading3"/>
@@ -1876,8 +1912,8 @@
         <w:t xml:space="preserve">From Manager → My Estates, create a real estate with its name, address, and planned unit count. Subscribe to unlock it — real monthly pricing scales with how many units you manage, and gets cheaper per unit as your estate grows.</w:t>
       </w:r>
     </w:p>
-    <w:bookmarkEnd w:id="90"/>
-    <w:bookmarkStart w:id="91" w:name="adding-units"/>
+    <w:bookmarkEnd w:id="91"/>
+    <w:bookmarkStart w:id="92" w:name="adding-units"/>
     <w:p>
       <w:pPr>
         <w:pStyle w:val="Heading3"/>
@@ -1894,8 +1930,8 @@
         <w:t xml:space="preserve">Upload a real CSV file to add many units at once, instead of one at a time — the real answer to onboarding an estate with hundreds of housing units.</w:t>
       </w:r>
     </w:p>
-    <w:bookmarkEnd w:id="91"/>
-    <w:bookmarkStart w:id="92" w:name="your-real-dashboard"/>
+    <w:bookmarkEnd w:id="92"/>
+    <w:bookmarkStart w:id="93" w:name="your-real-dashboard"/>
     <w:p>
       <w:pPr>
         <w:pStyle w:val="Heading3"/>
@@ -1912,8 +1948,8 @@
         <w:t xml:space="preserve">See real, live occupancy, open disputes, pending maintenance, and service charge collection across your entire estate in one place — no need to check each property separately.</w:t>
       </w:r>
     </w:p>
-    <w:bookmarkEnd w:id="92"/>
-    <w:bookmarkStart w:id="93" w:name="service-charges"/>
+    <w:bookmarkEnd w:id="93"/>
+    <w:bookmarkStart w:id="94" w:name="service-charges"/>
     <w:p>
       <w:pPr>
         <w:pStyle w:val="Heading3"/>
@@ -1930,9 +1966,9 @@
         <w:t xml:space="preserve">Bill every real occupied unit at once for a genuine service charge (security, common area maintenance) — this is entirely separate from rent, and vacant units are automatically skipped.</w:t>
       </w:r>
     </w:p>
-    <w:bookmarkEnd w:id="93"/>
     <w:bookmarkEnd w:id="94"/>
-    <w:bookmarkStart w:id="102" w:name="host-and-guest-shortlet-hire"/>
+    <w:bookmarkEnd w:id="95"/>
+    <w:bookmarkStart w:id="104" w:name="host-and-guest-shortlet-hire"/>
     <w:p>
       <w:pPr>
         <w:pStyle w:val="Heading2"/>
@@ -1949,7 +1985,7 @@
         <w:t xml:space="preserve">Host and Guest are real, separate roles from Owner and Buyer, each with their own dashboard — add either one from Profile → Add another role, without needing to log out.</w:t>
       </w:r>
     </w:p>
-    <w:bookmarkStart w:id="95" w:name="requesting-a-booking-guest"/>
+    <w:bookmarkStart w:id="96" w:name="requesting-a-booking-guest"/>
     <w:p>
       <w:pPr>
         <w:pStyle w:val="Heading3"/>
@@ -1966,8 +2002,8 @@
         <w:t xml:space="preserve">Choose your dates on a Shortlet or Hire listing and you'll see the real, full price before committing — the nightly rate plus CHS's commission, and a refundable security deposit if the host requires one for first-time guests. If the property has real house rules on file, you'll need to read and check a box agreeing to them before you can request to book. Requesting a booking places the full amount on hold — it is not an instant confirmation. The host must genuinely accept before your stay is confirmed; if they decline, you are automatically and fully refunded.</w:t>
       </w:r>
     </w:p>
-    <w:bookmarkEnd w:id="95"/>
-    <w:bookmarkStart w:id="96" w:name="accepting-or-declining-a-request-host"/>
+    <w:bookmarkEnd w:id="96"/>
+    <w:bookmarkStart w:id="97" w:name="accepting-or-declining-a-request-host"/>
     <w:p>
       <w:pPr>
         <w:pStyle w:val="Heading3"/>
@@ -1984,8 +2020,8 @@
         <w:t xml:space="preserve">From your Host dashboard, review each real booking request — including the guest's uploaded ID — and accept or decline with an optional note. Accepting confirms the stay; declining triggers an automatic, full refund to the guest.</w:t>
       </w:r>
     </w:p>
-    <w:bookmarkEnd w:id="96"/>
-    <w:bookmarkStart w:id="97" w:name="getting-paid-host"/>
+    <w:bookmarkEnd w:id="97"/>
+    <w:bookmarkStart w:id="98" w:name="getting-paid-host"/>
     <w:p>
       <w:pPr>
         <w:pStyle w:val="Heading3"/>
@@ -2002,8 +2038,8 @@
         <w:t xml:space="preserve">As soon as your guest arrives and confirms everything is as described (or automatically 24 hours after check-in if they do not respond), CHS releases your real net payout (the rent, minus your own commission) to your wallet. If you require a security deposit and it's genuinely needed, CHS resolves it directly with you after the stay — releasing it back to the guest, or paying it to you if real damage is confirmed.</w:t>
       </w:r>
     </w:p>
-    <w:bookmarkEnd w:id="97"/>
-    <w:bookmarkStart w:id="98" w:name="cancelling-a-booking-guest"/>
+    <w:bookmarkEnd w:id="98"/>
+    <w:bookmarkStart w:id="99" w:name="cancelling-a-booking-guest"/>
     <w:p>
       <w:pPr>
         <w:pStyle w:val="Heading3"/>
@@ -2020,8 +2056,8 @@
         <w:t xml:space="preserve">You can cancel a pending or confirmed booking at any time before check-in. Cancelling 48 or more hours before check-in gets you a full refund; within 48 hours, a 50% refund; on or after check-in, no refund.</w:t>
       </w:r>
     </w:p>
-    <w:bookmarkEnd w:id="98"/>
-    <w:bookmarkStart w:id="99" w:name="ratings-and-disputes"/>
+    <w:bookmarkEnd w:id="99"/>
+    <w:bookmarkStart w:id="100" w:name="ratings-and-disputes"/>
     <w:p>
       <w:pPr>
         <w:pStyle w:val="Heading3"/>
@@ -2038,8 +2074,8 @@
         <w:t xml:space="preserve">After a confirmed stay, host and guest can each rate the other once. If something genuinely goes wrong, either side can raise a real dispute directly from their dashboard for CHS to review.</w:t>
       </w:r>
     </w:p>
-    <w:bookmarkEnd w:id="99"/>
-    <w:bookmarkStart w:id="100" w:name="if-a-host-cancels-host"/>
+    <w:bookmarkEnd w:id="100"/>
+    <w:bookmarkStart w:id="101" w:name="if-a-host-cancels-host"/>
     <w:p>
       <w:pPr>
         <w:pStyle w:val="Heading3"/>
@@ -2056,8 +2092,8 @@
         <w:t xml:space="preserve">A host who cancels a confirmed booking that has not started must give a reason of at least ten characters, with no contact details. The guest is refunded in full and the dates stay blocked. The first time in 90 days is a warning. The second time costs a penalty of 10% of the booking value, which CHS collects from later payouts. A third time suspends the listing for review. CHS helps the guest find another place.</w:t>
       </w:r>
     </w:p>
-    <w:bookmarkEnd w:id="100"/>
-    <w:bookmarkStart w:id="101" w:name="digital-check-in-guest-and-host"/>
+    <w:bookmarkEnd w:id="101"/>
+    <w:bookmarkStart w:id="102" w:name="digital-check-in-guest-and-host"/>
     <w:p>
       <w:pPr>
         <w:pStyle w:val="Heading3"/>
@@ -2074,14 +2110,184 @@
         <w:t xml:space="preserve">When a booking is confirmed the guest receives an arrival pass with a code. Before arrival the guest completes a short registration card; on the day, tapping "I have arrived" (checked against the hotel's location when it is set) shows the lockbox code if the host uses one. The front desk (the host, or staff the host adds by phone number) sees an arrivals board, verifies the pass and checks the guest in. If a guest does not show up by noon the day after check-in, the host can mark a no-show: the host is paid under the cancellation terms, the deposit goes back to the guest and the room is freed.</w:t>
       </w:r>
     </w:p>
-    <w:bookmarkEnd w:id="101"/>
     <w:bookmarkEnd w:id="102"/>
-    <w:bookmarkStart w:id="103" w:name="commercial-developer"/>
+    <w:bookmarkStart w:id="103" w:name="hotel-operations-host-and-staff"/>
+    <w:p>
+      <w:pPr>
+        <w:pStyle w:val="Heading3"/>
+      </w:pPr>
+      <w:r>
+        <w:t xml:space="preserve">19.8 Hotel operations (Host and staff)</w:t>
+      </w:r>
+    </w:p>
+    <w:p>
+      <w:pPr>
+        <w:pStyle w:val="FirstParagraph"/>
+      </w:pPr>
+      <w:r>
+        <w:t xml:space="preserve">Each hotel or lodge listing on the host dashboard has a "Hotel operations" panel with three tabs. Housekeeping shows every room as occupied, to clean, ready, inspected or out of order; a room appears as to-clean by itself once its guest has left, and staff tap Cleaned, Inspected or Out of order. Repairs lets staff log a fault against a room with a priority (an urgent one alerts the owner), then move it to in progress and done with its cost. Money lets staff record income from the restaurant, bar, laundry, gym and events; the owner alone records expenses, voids a wrong entry (it stays visible, struck through, with the reason), and sees the report and ledger for any date range: occupancy, average room rate, revenue per available room, income, expenses and net result, with a CSV download. Every entry records who made it and the exact date and time. Guests get a welcome at check-in and a thank-you after check-out, and the owner gets one evening summary.</w:t>
+      </w:r>
+    </w:p>
+    <w:bookmarkEnd w:id="103"/>
+    <w:bookmarkEnd w:id="104"/>
+    <w:bookmarkStart w:id="105" w:name="a.-event-services-for-an-event-centre"/>
     <w:p>
       <w:pPr>
         <w:pStyle w:val="Heading2"/>
       </w:pPr>
       <w:r>
+        <w:t xml:space="preserve">19A. Event services for an event centre</w:t>
+      </w:r>
+    </w:p>
+    <w:p>
+      <w:pPr>
+        <w:pStyle w:val="FirstParagraph"/>
+      </w:pPr>
+      <w:r>
+        <w:t xml:space="preserve">When you request an event centre, choose your capacity and date, tick any priced facilities the venue lists, and then use "Services you would like arranged" to ask for ushers (and how many), a caterer, a live band, security personnel (and how many), or write anything else you need, such as an MC, DJ, photographer or decoration. Your request goes to CHS, then to the venue, who confirms or declines. Nothing is charged until the venue confirms, and you then have a short time to pay from your wallet.</w:t>
+      </w:r>
+    </w:p>
+    <w:bookmarkEnd w:id="105"/>
+    <w:bookmarkStart w:id="106" w:name="X2a513afe2fdc24e146a84b332e089627970771c"/>
+    <w:p>
+      <w:pPr>
+        <w:pStyle w:val="Heading2"/>
+      </w:pPr>
+      <w:r>
+        <w:t xml:space="preserve">19B. Hospitality Suite: team, plans, import and calendar sync (Host)</w:t>
+      </w:r>
+    </w:p>
+    <w:p>
+      <w:pPr>
+        <w:pStyle w:val="FirstParagraph"/>
+      </w:pPr>
+      <w:r>
+        <w:rPr>
+          <w:bCs/>
+          <w:b/>
+        </w:rPr>
+        <w:t xml:space="preserve">Team and roles.</w:t>
+      </w:r>
+      <w:r>
+        <w:t xml:space="preserve"> </w:t>
+      </w:r>
+      <w:r>
+        <w:t xml:space="preserve">On the host dashboard, "My team" adds staff by the phone number on their CHS account. Roles are Manager, Front desk, Housekeeping, Kitchen/bar and Accountant, and each person can be limited to chosen properties. They open</w:t>
+      </w:r>
+      <w:r>
+        <w:t xml:space="preserve"> </w:t>
+      </w:r>
+      <w:r>
+        <w:rPr>
+          <w:iCs/>
+          <w:i/>
+        </w:rPr>
+        <w:t xml:space="preserve">Work</w:t>
+      </w:r>
+      <w:r>
+        <w:t xml:space="preserve"> </w:t>
+      </w:r>
+      <w:r>
+        <w:t xml:space="preserve">to see their duties and send shift reports. The owner or a manager assigns duties with a priority and a due time; the person is notified, marks the duty done with an optional note, and the assigner is told. Every duty, completion and report carries the person's name and the exact date and time.</w:t>
+      </w:r>
+    </w:p>
+    <w:p>
+      <w:pPr>
+        <w:pStyle w:val="BodyText"/>
+      </w:pPr>
+      <w:r>
+        <w:rPr>
+          <w:bCs/>
+          <w:b/>
+        </w:rPr>
+        <w:t xml:space="preserve">Plans.</w:t>
+      </w:r>
+      <w:r>
+        <w:t xml:space="preserve"> </w:t>
+      </w:r>
+      <w:r>
+        <w:t xml:space="preserve">"Plans" on the host dashboard shows Listed (free), Pro and Business. A paid plan is paid from your wallet for 30 days and renews from the wallet until you cancel; if a renewal fails you have 7 days to top up, then you move to Listed and your records stay readable. A paid plan also lowers the CHS commission on bookings CHS brings you. CHS may run a free pilot for chosen hosts. While the master switch is off, every host can use every tool.</w:t>
+      </w:r>
+    </w:p>
+    <w:p>
+      <w:pPr>
+        <w:pStyle w:val="BodyText"/>
+      </w:pPr>
+      <w:r>
+        <w:rPr>
+          <w:bCs/>
+          <w:b/>
+        </w:rPr>
+        <w:t xml:space="preserve">Import and calendar sync.</w:t>
+      </w:r>
+      <w:r>
+        <w:t xml:space="preserve"> </w:t>
+      </w:r>
+      <w:r>
+        <w:t xml:space="preserve">In Hotel operations, the Import &amp; sync tab reads an Excel (.xlsx) or CSV sheet of rooms and prices, income or expenses. It matches your columns, shows a preview and saves nothing until you confirm; an import can be undone. You can also copy a private calendar link for each room into Booking.com, Airbnb or Google Calendar, and paste their calendar links into CHS so dates booked elsewhere are blocked here. Tap Sync now to refresh a linked calendar. Dates that clash with an existing booking are not added and are reported to you.</w:t>
+      </w:r>
+    </w:p>
+    <w:p>
+      <w:pPr>
+        <w:pStyle w:val="BodyText"/>
+      </w:pPr>
+      <w:r>
+        <w:rPr>
+          <w:bCs/>
+          <w:b/>
+        </w:rPr>
+        <w:t xml:space="preserve">Event day control (event centres).</w:t>
+      </w:r>
+      <w:r>
+        <w:t xml:space="preserve"> </w:t>
+      </w:r>
+      <w:r>
+        <w:t xml:space="preserve">Under "Event day control" each paid, confirmed event shows what the client asked for (ushers, caterer, live band, security, notes). The owner or a manager records who is providing each service; confirming a vendor tells the client its name, never its phone number. "Create the run sheet" builds a checklist from what the client asked for (set-up, sound check, caterer, band, ushers, security, clear-up, lock-up). Team members tick tasks, and each tick records who did it and when; the owner or a manager can add tasks, give them to a person, or skip them.</w:t>
+      </w:r>
+    </w:p>
+    <w:p>
+      <w:pPr>
+        <w:pStyle w:val="BodyText"/>
+      </w:pPr>
+      <w:r>
+        <w:rPr>
+          <w:bCs/>
+          <w:b/>
+        </w:rPr>
+        <w:t xml:space="preserve">Menu, sales, stock and assets.</w:t>
+      </w:r>
+      <w:r>
+        <w:t xml:space="preserve"> </w:t>
+      </w:r>
+      <w:r>
+        <w:t xml:space="preserve">In Hotel operations, the Menu &amp; stock tab holds your digital menu, a quick sales screen for the restaurant or bar, your stock list with reorder levels, recipes (how much stock one portion uses) and an asset register with each item's condition history. A guest who has been checked in sees your menu on their booking and can order to their room; you move the order to preparing and delivered, then record how they paid. Paid orders and counter sales go into your income by department, and stock falls automatically when an order is delivered. Guests pay the hotel directly: CHS does not hold or take a commission on this money. Owners and managers edit the menu and assets; other staff can take orders, record sales and update stock.</w:t>
+      </w:r>
+    </w:p>
+    <w:p>
+      <w:pPr>
+        <w:pStyle w:val="BodyText"/>
+      </w:pPr>
+      <w:r>
+        <w:rPr>
+          <w:bCs/>
+          <w:b/>
+        </w:rPr>
+        <w:t xml:space="preserve">Event quotations.</w:t>
+      </w:r>
+      <w:r>
+        <w:t xml:space="preserve"> </w:t>
+      </w:r>
+      <w:r>
+        <w:t xml:space="preserve">For an event, the owner or a manager can send a quotation for extra services (ushers, catering, decoration and so on) from Event day control, with a payment schedule whose dates fall on or before the event. The client sees it on their booking and accepts or declines before it expires. These amounts are paid to the venue directly and are separate from the CHS booking payment; the venue records each payment as received, which adds it to the venue's income. CHS does not hold or take a commission on these extras. A quotation with a payment recorded cannot be withdrawn or replaced.</w:t>
+      </w:r>
+    </w:p>
+    <w:bookmarkEnd w:id="106"/>
+    <w:bookmarkStart w:id="107" w:name="commercial-developer"/>
+    <w:p>
+      <w:pPr>
+        <w:pStyle w:val="Heading2"/>
+      </w:pPr>
+      <w:r>
         <w:t xml:space="preserve">20. Commercial Developer</w:t>
       </w:r>
     </w:p>
@@ -2093,8 +2299,8 @@
         <w:t xml:space="preserve">A Commercial Developer has a real, dedicated dashboard showing your application status (company details, CAC number, whether you offer instalment plans or accept investment capital, and your portfolio link) alongside every real property or development you've listed.</w:t>
       </w:r>
     </w:p>
-    <w:bookmarkEnd w:id="103"/>
-    <w:bookmarkStart w:id="106" w:name="agent-manager-business-tools"/>
+    <w:bookmarkEnd w:id="107"/>
+    <w:bookmarkStart w:id="110" w:name="agent-manager-business-tools"/>
     <w:p>
       <w:pPr>
         <w:pStyle w:val="Heading2"/>
@@ -2103,7 +2309,7 @@
         <w:t xml:space="preserve">21. Agent &amp; Manager Business Tools</w:t>
       </w:r>
     </w:p>
-    <w:bookmarkStart w:id="104" w:name="managing-your-own-team"/>
+    <w:bookmarkStart w:id="108" w:name="managing-your-own-team"/>
     <w:p>
       <w:pPr>
         <w:pStyle w:val="Heading3"/>
@@ -2120,8 +2326,8 @@
         <w:t xml:space="preserve">Invite genuine, separate staff accounts to work under you, assign each a role label, and see their real daily activity reports. The first 2 staff members are free; adding a 3rd requires a real subscription, tiered by how many staff you have, with a discount for longer commitments (6 months paid returns 8 real months of access; 12 months paid returns 18).</w:t>
       </w:r>
     </w:p>
-    <w:bookmarkEnd w:id="104"/>
-    <w:bookmarkStart w:id="105" w:name="registers-expenses-and-receipts"/>
+    <w:bookmarkEnd w:id="108"/>
+    <w:bookmarkStart w:id="109" w:name="registers-expenses-and-receipts"/>
     <w:p>
       <w:pPr>
         <w:pStyle w:val="Heading3"/>
@@ -2138,9 +2344,9 @@
         <w:t xml:space="preserve">A real tenant register and a real property/owner register, both searchable and with actual ID documents attached — plus expense/income tracking, a remittance flow for paying collected rent to the real owner, and auto-generated digital receipts for completed transactions.</w:t>
       </w:r>
     </w:p>
-    <w:bookmarkEnd w:id="105"/>
-    <w:bookmarkEnd w:id="106"/>
-    <w:bookmarkStart w:id="109" w:name="account-security"/>
+    <w:bookmarkEnd w:id="109"/>
+    <w:bookmarkEnd w:id="110"/>
+    <w:bookmarkStart w:id="113" w:name="account-security"/>
     <w:p>
       <w:pPr>
         <w:pStyle w:val="Heading2"/>
@@ -2149,7 +2355,7 @@
         <w:t xml:space="preserve">22. Account Security</w:t>
       </w:r>
     </w:p>
-    <w:bookmarkStart w:id="107" w:name="resetting-a-forgotten-pin"/>
+    <w:bookmarkStart w:id="111" w:name="resetting-a-forgotten-pin"/>
     <w:p>
       <w:pPr>
         <w:pStyle w:val="Heading3"/>
@@ -2166,8 +2372,8 @@
         <w:t xml:space="preserve">From the login screen, tap "Forgot your PIN?" and verify your identity using the real phone number and NIN you registered with — then set a brand new PIN immediately. No email or SMS code is used for this.</w:t>
       </w:r>
     </w:p>
-    <w:bookmarkEnd w:id="107"/>
-    <w:bookmarkStart w:id="108" w:name="closing-your-account"/>
+    <w:bookmarkEnd w:id="111"/>
+    <w:bookmarkStart w:id="112" w:name="closing-your-account"/>
     <w:p>
       <w:pPr>
         <w:pStyle w:val="Heading3"/>
@@ -2184,9 +2390,9 @@
         <w:t xml:space="preserve">From your Profile page, you can deactivate your account at any time. This genuinely hides your account and listings from CHS immediately — nothing is deleted, and simply logging back in reactivates it.</w:t>
       </w:r>
     </w:p>
-    <w:bookmarkEnd w:id="108"/>
-    <w:bookmarkEnd w:id="109"/>
-    <w:bookmarkStart w:id="110" w:name="notifications-and-lists"/>
+    <w:bookmarkEnd w:id="112"/>
+    <w:bookmarkEnd w:id="113"/>
+    <w:bookmarkStart w:id="114" w:name="notifications-and-lists"/>
     <w:p>
       <w:pPr>
         <w:pStyle w:val="Heading2"/>
@@ -2203,8 +2409,8 @@
         <w:t xml:space="preserve">Every dashboard (Buyer, Tenant, Owner, Host, Agent, Manager, Vendor, Admin and the rest) has its own notification bell. Tapping a notification opens the exact page and item it is about. Every recorded event (a document sent or received, a confirmation, a notification, a payment, an application) shows its full date and time, down to the second, in Nigerian time (WAT), so CHS and both sides always have a defensible record of exactly when something happened. Lists everywhere show the newest first, with the exceptions of upcoming due dates and scheduled inspection dates, which are listed soonest first.</w:t>
       </w:r>
     </w:p>
-    <w:bookmarkEnd w:id="110"/>
-    <w:bookmarkStart w:id="111" w:name="getting-help"/>
+    <w:bookmarkEnd w:id="114"/>
+    <w:bookmarkStart w:id="115" w:name="getting-help"/>
     <w:p>
       <w:pPr>
         <w:pStyle w:val="Heading2"/>
@@ -2229,8 +2435,8 @@
         <w:t xml:space="preserve">This guide reflects the CHS platform as it stands today, including every feature described above. As new features are added, this guide should be updated alongside them — the same discipline applied to the platform's Terms &amp; Conditions.</w:t>
       </w:r>
     </w:p>
-    <w:bookmarkEnd w:id="111"/>
-    <w:bookmarkEnd w:id="112"/>
+    <w:bookmarkEnd w:id="115"/>
+    <w:bookmarkEnd w:id="116"/>
     <w:sectPr/>
   </w:body>
 </w:document>

--- a/chs-v2/public/documents/CHS_USERS_GUIDE.docx
+++ b/chs-v2/public/documents/CHS_USERS_GUIDE.docx
@@ -1944,6 +1944,18 @@
       <w:r>
         <w:rPr/>
         <w:t xml:space="preserve"> Admin, Financial, "VAT on CHS fees" has a switch that is OFF until CHS is registered and the accountant confirms the rate. When it is on, VAT is treated as included in CHS's own fee (guests and hosts pay the same amounts), each fee collected is recorded with its VAT part, a refund reverses its entry, and a monthly report with CSV shows the VAT to remit. Only a super admin can change it and a tax ID is required first.</w:t>
+      </w:r>
+    </w:p>
+    <w:p>
+      <w:r>
+        <w:rPr>
+          <w:b/>
+        </w:rPr>
+        <w:t>Handing a hotel, event centre or open ground to CHS to manage.</w:t>
+      </w:r>
+      <w:r>
+        <w:rPr/>
+        <w:t xml:space="preserve"> On the Host page, open the property and press "Ask CHS to manage this property". Choose how you act (owner, co-owned, power of attorney, company) and upload the documents. Every commercial venue needs proof of ownership plus its operating permit or licence (which states the licensed capacity) and a public liability insurance certificate; event centres and open venues also need a fire safety certificate. CHS checks them and records the agreed fee and term before approving. On a managed venue the management fee (5% of gross revenue plus 10% of gross operating profit) replaces the host-side booking commission: bookings no longer carry it, and the price shown agrees.</w:t>
       </w:r>
     </w:p>
     <w:p>
